--- a/M&A/カンテサンス/意向表明書_カンテサンス_20260930_v4_提出用.docx
+++ b/M&A/カンテサンス/意向表明書_カンテサンス_20260930_v4_提出用.docx
@@ -11835,15 +11835,15 @@
                 <w:sz w:val="20"/>
                 <w:szCs w:val="20"/>
               </w:rPr>
-              <w:t>250%</w:t>
-            </w:r>
-            <w:r>
-              <w:rPr>
-                <w:rFonts w:ascii="BIZ UDPゴシック" w:hAnsi="BIZ UDPゴシック" w:eastAsia="BIZ UDPゴシック"/>
-                <w:sz w:val="20"/>
-                <w:szCs w:val="20"/>
-              </w:rPr>
-              <w:t>超の増加</w:t>
+              <w:t>2.5</w:t>
+            </w:r>
+            <w:r>
+              <w:rPr>
+                <w:rFonts w:ascii="BIZ UDPゴシック" w:hAnsi="BIZ UDPゴシック" w:eastAsia="BIZ UDPゴシック"/>
+                <w:sz w:val="20"/>
+                <w:szCs w:val="20"/>
+              </w:rPr>
+              <w:t>倍超</w:t>
             </w:r>
           </w:p>
         </w:tc>
